--- a/Backend/Director_Disclosure/Output_Disclosures/2024-25/ADANI_INFRABUILD_DEVELOPERS_PRIVATE_LIMITED/MBP-1/MBP1_JATIN_CHAMPAKLAL_SHAH_00361346.docx
+++ b/Backend/Director_Disclosure/Output_Disclosures/2024-25/ADANI_INFRABUILD_DEVELOPERS_PRIVATE_LIMITED/MBP-1/MBP1_JATIN_CHAMPAKLAL_SHAH_00361346.docx
@@ -93,107 +93,17 @@
     </w:p>
     <w:p>
       <w:pPr>
-        <w:spacing w:before="0" w:after="0"/>
-        <w:jc w:val="left"/>
-      </w:pPr>
-      <w:r>
-        <w:rPr>
-          <w:rFonts w:ascii="Adani" w:hAnsi="Adani"/>
-          <w:b w:val="0"/>
-          <w:sz w:val="20"/>
-          <w:u w:val="none"/>
-        </w:rPr>
-        <w:t>ADANI INFRABUILD DEVELOPERS PRIVATE LIMITED</w:t>
-      </w:r>
-    </w:p>
-    <w:p>
-      <w:pPr>
-        <w:spacing w:before="0" w:after="0"/>
-        <w:jc w:val="left"/>
-      </w:pPr>
-      <w:r>
-        <w:rPr>
-          <w:rFonts w:ascii="Adani" w:hAnsi="Adani"/>
-          <w:b w:val="0"/>
-          <w:sz w:val="20"/>
-          <w:u w:val="none"/>
-        </w:rPr>
-        <w:t>NORTH MAHARASHTRA POWER LIMITED</w:t>
-      </w:r>
-    </w:p>
-    <w:p>
-      <w:pPr>
-        <w:spacing w:before="0" w:after="0"/>
-        <w:jc w:val="left"/>
-      </w:pPr>
-      <w:r>
-        <w:rPr>
-          <w:rFonts w:ascii="Adani" w:hAnsi="Adani"/>
-          <w:b w:val="0"/>
-          <w:sz w:val="20"/>
-          <w:u w:val="none"/>
-        </w:rPr>
-        <w:t>ADANI EMERGING BUSINESSES PRIVATE LIMITED</w:t>
-      </w:r>
-    </w:p>
-    <w:p>
-      <w:pPr>
-        <w:spacing w:before="0" w:after="0"/>
-        <w:jc w:val="left"/>
-      </w:pPr>
-      <w:r>
-        <w:rPr>
-          <w:rFonts w:ascii="Adani" w:hAnsi="Adani"/>
-          <w:b w:val="0"/>
-          <w:sz w:val="20"/>
-          <w:u w:val="none"/>
-        </w:rPr>
-        <w:t>ADANI DHAMRA LPG TERMINAL PRIVATE LIMITED</w:t>
-      </w:r>
-    </w:p>
-    <w:p>
-      <w:pPr>
-        <w:spacing w:before="0" w:after="0"/>
-        <w:jc w:val="left"/>
-      </w:pPr>
-      <w:r>
-        <w:rPr>
-          <w:rFonts w:ascii="Adani" w:hAnsi="Adani"/>
-          <w:b w:val="0"/>
-          <w:sz w:val="20"/>
-          <w:u w:val="none"/>
-        </w:rPr>
-        <w:t>ADANI RAIL INFRA PRIVATE LIMITED</w:t>
-      </w:r>
-    </w:p>
-    <w:p>
-      <w:pPr>
-        <w:spacing w:before="0" w:after="0"/>
-        <w:jc w:val="left"/>
-      </w:pPr>
-      <w:r>
-        <w:rPr>
-          <w:rFonts w:ascii="Adani" w:hAnsi="Adani"/>
-          <w:b w:val="0"/>
-          <w:sz w:val="20"/>
-          <w:u w:val="none"/>
-        </w:rPr>
-        <w:t>SHANKHESHWAR BUILDWELL LIMITED</w:t>
-      </w:r>
-    </w:p>
-    <w:p>
-      <w:pPr>
         <w:spacing w:before="0" w:after="160"/>
         <w:jc w:val="left"/>
       </w:pPr>
       <w:r>
         <w:rPr>
           <w:rFonts w:ascii="Adani" w:hAnsi="Adani"/>
-          <w:b w:val="0"/>
+          <w:b/>
           <w:sz w:val="20"/>
           <w:u w:val="none"/>
         </w:rPr>
-        <w:t>ADANI FINSERVE PRIVATE LIMITED</w:t>
+        <w:t>ADANI INFRABUILD DEVELOPERS PRIVATE LIMITED</w:t>
       </w:r>
     </w:p>
     <w:p>
@@ -905,6 +815,148 @@
                 <w:sz w:val="18"/>
                 <w:u w:val="none"/>
               </w:rPr>
+              <w:t>BRAHMI TRACKS MANAGEMENT SERVICES PRIVATE LIMITED</w:t>
+            </w:r>
+          </w:p>
+        </w:tc>
+        <w:tc>
+          <w:tcPr>
+            <w:tcW w:type="dxa" w:w="1814"/>
+            <w:shd w:val="clear" w:color="auto" w:fill="FFFFFF"/>
+            <w:tcBorders>
+              <w:top w:val="single" w:sz="4" w:space="0" w:color="000000"/>
+              <w:left w:val="single" w:sz="4" w:space="0" w:color="000000"/>
+              <w:bottom w:val="single" w:sz="4" w:space="0" w:color="000000"/>
+              <w:right w:val="single" w:sz="4" w:space="0" w:color="000000"/>
+            </w:tcBorders>
+            <w:vAlign w:val="center"/>
+          </w:tcPr>
+          <w:p>
+            <w:pPr>
+              <w:spacing w:before="40" w:after="40"/>
+              <w:jc w:val="left"/>
+            </w:pPr>
+            <w:r>
+              <w:rPr>
+                <w:rFonts w:ascii="Adani" w:hAnsi="Adani"/>
+                <w:b w:val="0"/>
+                <w:sz w:val="18"/>
+                <w:u w:val="none"/>
+              </w:rPr>
+              <w:t>Director</w:t>
+            </w:r>
+          </w:p>
+        </w:tc>
+        <w:tc>
+          <w:tcPr>
+            <w:tcW w:type="dxa" w:w="1020"/>
+            <w:shd w:val="clear" w:color="auto" w:fill="FFFFFF"/>
+            <w:tcBorders>
+              <w:top w:val="single" w:sz="4" w:space="0" w:color="000000"/>
+              <w:left w:val="single" w:sz="4" w:space="0" w:color="000000"/>
+              <w:bottom w:val="single" w:sz="4" w:space="0" w:color="000000"/>
+              <w:right w:val="single" w:sz="4" w:space="0" w:color="000000"/>
+            </w:tcBorders>
+            <w:vAlign w:val="center"/>
+          </w:tcPr>
+          <w:p>
+            <w:pPr>
+              <w:spacing w:before="40" w:after="40"/>
+              <w:jc w:val="left"/>
+            </w:pPr>
+            <w:r>
+              <w:rPr>
+                <w:rFonts w:ascii="Adani" w:hAnsi="Adani"/>
+                <w:b w:val="0"/>
+                <w:sz w:val="18"/>
+                <w:u w:val="none"/>
+              </w:rPr>
+              <w:t>NIL</w:t>
+            </w:r>
+          </w:p>
+        </w:tc>
+        <w:tc>
+          <w:tcPr>
+            <w:tcW w:type="dxa" w:w="1247"/>
+            <w:shd w:val="clear" w:color="auto" w:fill="FFFFFF"/>
+            <w:tcBorders>
+              <w:top w:val="single" w:sz="4" w:space="0" w:color="000000"/>
+              <w:left w:val="single" w:sz="4" w:space="0" w:color="000000"/>
+              <w:bottom w:val="single" w:sz="4" w:space="0" w:color="000000"/>
+              <w:right w:val="single" w:sz="4" w:space="0" w:color="000000"/>
+            </w:tcBorders>
+            <w:vAlign w:val="center"/>
+          </w:tcPr>
+          <w:p>
+            <w:pPr>
+              <w:spacing w:before="40" w:after="40"/>
+              <w:jc w:val="left"/>
+            </w:pPr>
+            <w:r>
+              <w:rPr>
+                <w:rFonts w:ascii="Adani" w:hAnsi="Adani"/>
+                <w:b w:val="0"/>
+                <w:sz w:val="18"/>
+                <w:u w:val="none"/>
+              </w:rPr>
+              <w:t>26/07/2021</w:t>
+            </w:r>
+          </w:p>
+        </w:tc>
+      </w:tr>
+      <w:tr>
+        <w:tc>
+          <w:tcPr>
+            <w:tcW w:type="dxa" w:w="680"/>
+            <w:shd w:val="clear" w:color="auto" w:fill="FFFFFF"/>
+            <w:tcBorders>
+              <w:top w:val="single" w:sz="4" w:space="0" w:color="000000"/>
+              <w:left w:val="single" w:sz="4" w:space="0" w:color="000000"/>
+              <w:bottom w:val="single" w:sz="4" w:space="0" w:color="000000"/>
+              <w:right w:val="single" w:sz="4" w:space="0" w:color="000000"/>
+            </w:tcBorders>
+            <w:vAlign w:val="center"/>
+          </w:tcPr>
+          <w:p>
+            <w:pPr>
+              <w:spacing w:before="40" w:after="40"/>
+              <w:jc w:val="left"/>
+            </w:pPr>
+            <w:r>
+              <w:rPr>
+                <w:rFonts w:ascii="Adani" w:hAnsi="Adani"/>
+                <w:b w:val="0"/>
+                <w:sz w:val="18"/>
+                <w:u w:val="none"/>
+              </w:rPr>
+              <w:t>5</w:t>
+            </w:r>
+          </w:p>
+        </w:tc>
+        <w:tc>
+          <w:tcPr>
+            <w:tcW w:type="dxa" w:w="3969"/>
+            <w:shd w:val="clear" w:color="auto" w:fill="FFFFFF"/>
+            <w:tcBorders>
+              <w:top w:val="single" w:sz="4" w:space="0" w:color="000000"/>
+              <w:left w:val="single" w:sz="4" w:space="0" w:color="000000"/>
+              <w:bottom w:val="single" w:sz="4" w:space="0" w:color="000000"/>
+              <w:right w:val="single" w:sz="4" w:space="0" w:color="000000"/>
+            </w:tcBorders>
+            <w:vAlign w:val="center"/>
+          </w:tcPr>
+          <w:p>
+            <w:pPr>
+              <w:spacing w:before="40" w:after="40"/>
+              <w:jc w:val="left"/>
+            </w:pPr>
+            <w:r>
+              <w:rPr>
+                <w:rFonts w:ascii="Adani" w:hAnsi="Adani"/>
+                <w:b w:val="0"/>
+                <w:sz w:val="18"/>
+                <w:u w:val="none"/>
+              </w:rPr>
               <w:t>ADANI DHAMRA LPG TERMINAL PRIVATE LIMITED</w:t>
             </w:r>
           </w:p>
@@ -1019,7 +1071,7 @@
                 <w:sz w:val="18"/>
                 <w:u w:val="none"/>
               </w:rPr>
-              <w:t>5</w:t>
+              <w:t>6</w:t>
             </w:r>
           </w:p>
         </w:tc>
@@ -1132,290 +1184,6 @@
                 <w:u w:val="none"/>
               </w:rPr>
               <w:t>01/06/2017</w:t>
-            </w:r>
-          </w:p>
-        </w:tc>
-      </w:tr>
-      <w:tr>
-        <w:tc>
-          <w:tcPr>
-            <w:tcW w:type="dxa" w:w="680"/>
-            <w:shd w:val="clear" w:color="auto" w:fill="FFFFFF"/>
-            <w:tcBorders>
-              <w:top w:val="single" w:sz="4" w:space="0" w:color="000000"/>
-              <w:left w:val="single" w:sz="4" w:space="0" w:color="000000"/>
-              <w:bottom w:val="single" w:sz="4" w:space="0" w:color="000000"/>
-              <w:right w:val="single" w:sz="4" w:space="0" w:color="000000"/>
-            </w:tcBorders>
-            <w:vAlign w:val="center"/>
-          </w:tcPr>
-          <w:p>
-            <w:pPr>
-              <w:spacing w:before="40" w:after="40"/>
-              <w:jc w:val="left"/>
-            </w:pPr>
-            <w:r>
-              <w:rPr>
-                <w:rFonts w:ascii="Adani" w:hAnsi="Adani"/>
-                <w:b w:val="0"/>
-                <w:sz w:val="18"/>
-                <w:u w:val="none"/>
-              </w:rPr>
-              <w:t>6</w:t>
-            </w:r>
-          </w:p>
-        </w:tc>
-        <w:tc>
-          <w:tcPr>
-            <w:tcW w:type="dxa" w:w="3969"/>
-            <w:shd w:val="clear" w:color="auto" w:fill="FFFFFF"/>
-            <w:tcBorders>
-              <w:top w:val="single" w:sz="4" w:space="0" w:color="000000"/>
-              <w:left w:val="single" w:sz="4" w:space="0" w:color="000000"/>
-              <w:bottom w:val="single" w:sz="4" w:space="0" w:color="000000"/>
-              <w:right w:val="single" w:sz="4" w:space="0" w:color="000000"/>
-            </w:tcBorders>
-            <w:vAlign w:val="center"/>
-          </w:tcPr>
-          <w:p>
-            <w:pPr>
-              <w:spacing w:before="40" w:after="40"/>
-              <w:jc w:val="left"/>
-            </w:pPr>
-            <w:r>
-              <w:rPr>
-                <w:rFonts w:ascii="Adani" w:hAnsi="Adani"/>
-                <w:b w:val="0"/>
-                <w:sz w:val="18"/>
-                <w:u w:val="none"/>
-              </w:rPr>
-              <w:t>SHANKHESHWAR BUILDWELL LIMITED</w:t>
-            </w:r>
-          </w:p>
-        </w:tc>
-        <w:tc>
-          <w:tcPr>
-            <w:tcW w:type="dxa" w:w="1814"/>
-            <w:shd w:val="clear" w:color="auto" w:fill="FFFFFF"/>
-            <w:tcBorders>
-              <w:top w:val="single" w:sz="4" w:space="0" w:color="000000"/>
-              <w:left w:val="single" w:sz="4" w:space="0" w:color="000000"/>
-              <w:bottom w:val="single" w:sz="4" w:space="0" w:color="000000"/>
-              <w:right w:val="single" w:sz="4" w:space="0" w:color="000000"/>
-            </w:tcBorders>
-            <w:vAlign w:val="center"/>
-          </w:tcPr>
-          <w:p>
-            <w:pPr>
-              <w:spacing w:before="40" w:after="40"/>
-              <w:jc w:val="left"/>
-            </w:pPr>
-            <w:r>
-              <w:rPr>
-                <w:rFonts w:ascii="Adani" w:hAnsi="Adani"/>
-                <w:b w:val="0"/>
-                <w:sz w:val="18"/>
-                <w:u w:val="none"/>
-              </w:rPr>
-              <w:t>Director</w:t>
-            </w:r>
-          </w:p>
-        </w:tc>
-        <w:tc>
-          <w:tcPr>
-            <w:tcW w:type="dxa" w:w="1020"/>
-            <w:shd w:val="clear" w:color="auto" w:fill="FFFFFF"/>
-            <w:tcBorders>
-              <w:top w:val="single" w:sz="4" w:space="0" w:color="000000"/>
-              <w:left w:val="single" w:sz="4" w:space="0" w:color="000000"/>
-              <w:bottom w:val="single" w:sz="4" w:space="0" w:color="000000"/>
-              <w:right w:val="single" w:sz="4" w:space="0" w:color="000000"/>
-            </w:tcBorders>
-            <w:vAlign w:val="center"/>
-          </w:tcPr>
-          <w:p>
-            <w:pPr>
-              <w:spacing w:before="40" w:after="40"/>
-              <w:jc w:val="left"/>
-            </w:pPr>
-            <w:r>
-              <w:rPr>
-                <w:rFonts w:ascii="Adani" w:hAnsi="Adani"/>
-                <w:b w:val="0"/>
-                <w:sz w:val="18"/>
-                <w:u w:val="none"/>
-              </w:rPr>
-              <w:t>NIL</w:t>
-            </w:r>
-          </w:p>
-        </w:tc>
-        <w:tc>
-          <w:tcPr>
-            <w:tcW w:type="dxa" w:w="1247"/>
-            <w:shd w:val="clear" w:color="auto" w:fill="FFFFFF"/>
-            <w:tcBorders>
-              <w:top w:val="single" w:sz="4" w:space="0" w:color="000000"/>
-              <w:left w:val="single" w:sz="4" w:space="0" w:color="000000"/>
-              <w:bottom w:val="single" w:sz="4" w:space="0" w:color="000000"/>
-              <w:right w:val="single" w:sz="4" w:space="0" w:color="000000"/>
-            </w:tcBorders>
-            <w:vAlign w:val="center"/>
-          </w:tcPr>
-          <w:p>
-            <w:pPr>
-              <w:spacing w:before="40" w:after="40"/>
-              <w:jc w:val="left"/>
-            </w:pPr>
-            <w:r>
-              <w:rPr>
-                <w:rFonts w:ascii="Adani" w:hAnsi="Adani"/>
-                <w:b w:val="0"/>
-                <w:sz w:val="18"/>
-                <w:u w:val="none"/>
-              </w:rPr>
-              <w:t>01/06/2017</w:t>
-            </w:r>
-          </w:p>
-        </w:tc>
-      </w:tr>
-      <w:tr>
-        <w:tc>
-          <w:tcPr>
-            <w:tcW w:type="dxa" w:w="680"/>
-            <w:shd w:val="clear" w:color="auto" w:fill="FFFFFF"/>
-            <w:tcBorders>
-              <w:top w:val="single" w:sz="4" w:space="0" w:color="000000"/>
-              <w:left w:val="single" w:sz="4" w:space="0" w:color="000000"/>
-              <w:bottom w:val="single" w:sz="4" w:space="0" w:color="000000"/>
-              <w:right w:val="single" w:sz="4" w:space="0" w:color="000000"/>
-            </w:tcBorders>
-            <w:vAlign w:val="center"/>
-          </w:tcPr>
-          <w:p>
-            <w:pPr>
-              <w:spacing w:before="40" w:after="40"/>
-              <w:jc w:val="left"/>
-            </w:pPr>
-            <w:r>
-              <w:rPr>
-                <w:rFonts w:ascii="Adani" w:hAnsi="Adani"/>
-                <w:b w:val="0"/>
-                <w:sz w:val="18"/>
-                <w:u w:val="none"/>
-              </w:rPr>
-              <w:t>7</w:t>
-            </w:r>
-          </w:p>
-        </w:tc>
-        <w:tc>
-          <w:tcPr>
-            <w:tcW w:type="dxa" w:w="3969"/>
-            <w:shd w:val="clear" w:color="auto" w:fill="FFFFFF"/>
-            <w:tcBorders>
-              <w:top w:val="single" w:sz="4" w:space="0" w:color="000000"/>
-              <w:left w:val="single" w:sz="4" w:space="0" w:color="000000"/>
-              <w:bottom w:val="single" w:sz="4" w:space="0" w:color="000000"/>
-              <w:right w:val="single" w:sz="4" w:space="0" w:color="000000"/>
-            </w:tcBorders>
-            <w:vAlign w:val="center"/>
-          </w:tcPr>
-          <w:p>
-            <w:pPr>
-              <w:spacing w:before="40" w:after="40"/>
-              <w:jc w:val="left"/>
-            </w:pPr>
-            <w:r>
-              <w:rPr>
-                <w:rFonts w:ascii="Adani" w:hAnsi="Adani"/>
-                <w:b w:val="0"/>
-                <w:sz w:val="18"/>
-                <w:u w:val="none"/>
-              </w:rPr>
-              <w:t>ADANI FINSERVE PRIVATE LIMITED</w:t>
-            </w:r>
-          </w:p>
-        </w:tc>
-        <w:tc>
-          <w:tcPr>
-            <w:tcW w:type="dxa" w:w="1814"/>
-            <w:shd w:val="clear" w:color="auto" w:fill="FFFFFF"/>
-            <w:tcBorders>
-              <w:top w:val="single" w:sz="4" w:space="0" w:color="000000"/>
-              <w:left w:val="single" w:sz="4" w:space="0" w:color="000000"/>
-              <w:bottom w:val="single" w:sz="4" w:space="0" w:color="000000"/>
-              <w:right w:val="single" w:sz="4" w:space="0" w:color="000000"/>
-            </w:tcBorders>
-            <w:vAlign w:val="center"/>
-          </w:tcPr>
-          <w:p>
-            <w:pPr>
-              <w:spacing w:before="40" w:after="40"/>
-              <w:jc w:val="left"/>
-            </w:pPr>
-            <w:r>
-              <w:rPr>
-                <w:rFonts w:ascii="Adani" w:hAnsi="Adani"/>
-                <w:b w:val="0"/>
-                <w:sz w:val="18"/>
-                <w:u w:val="none"/>
-              </w:rPr>
-              <w:t>Director</w:t>
-            </w:r>
-          </w:p>
-        </w:tc>
-        <w:tc>
-          <w:tcPr>
-            <w:tcW w:type="dxa" w:w="1020"/>
-            <w:shd w:val="clear" w:color="auto" w:fill="FFFFFF"/>
-            <w:tcBorders>
-              <w:top w:val="single" w:sz="4" w:space="0" w:color="000000"/>
-              <w:left w:val="single" w:sz="4" w:space="0" w:color="000000"/>
-              <w:bottom w:val="single" w:sz="4" w:space="0" w:color="000000"/>
-              <w:right w:val="single" w:sz="4" w:space="0" w:color="000000"/>
-            </w:tcBorders>
-            <w:vAlign w:val="center"/>
-          </w:tcPr>
-          <w:p>
-            <w:pPr>
-              <w:spacing w:before="40" w:after="40"/>
-              <w:jc w:val="left"/>
-            </w:pPr>
-            <w:r>
-              <w:rPr>
-                <w:rFonts w:ascii="Adani" w:hAnsi="Adani"/>
-                <w:b w:val="0"/>
-                <w:sz w:val="18"/>
-                <w:u w:val="none"/>
-              </w:rPr>
-              <w:t>NIL</w:t>
-            </w:r>
-          </w:p>
-        </w:tc>
-        <w:tc>
-          <w:tcPr>
-            <w:tcW w:type="dxa" w:w="1247"/>
-            <w:shd w:val="clear" w:color="auto" w:fill="FFFFFF"/>
-            <w:tcBorders>
-              <w:top w:val="single" w:sz="4" w:space="0" w:color="000000"/>
-              <w:left w:val="single" w:sz="4" w:space="0" w:color="000000"/>
-              <w:bottom w:val="single" w:sz="4" w:space="0" w:color="000000"/>
-              <w:right w:val="single" w:sz="4" w:space="0" w:color="000000"/>
-            </w:tcBorders>
-            <w:vAlign w:val="center"/>
-          </w:tcPr>
-          <w:p>
-            <w:pPr>
-              <w:spacing w:before="40" w:after="40"/>
-              <w:jc w:val="left"/>
-            </w:pPr>
-            <w:r>
-              <w:rPr>
-                <w:rFonts w:ascii="Adani" w:hAnsi="Adani"/>
-                <w:b w:val="0"/>
-                <w:sz w:val="18"/>
-                <w:u w:val="none"/>
-              </w:rPr>
-              <w:t>30/03/2017</w:t>
             </w:r>
           </w:p>
         </w:tc>
@@ -1652,7 +1420,7 @@
                 <w:sz w:val="18"/>
                 <w:u w:val="none"/>
               </w:rPr>
-              <w:t>Date:   07th May, 2026</w:t>
+              <w:t>Date:   15th May, 2026</w:t>
             </w:r>
           </w:p>
         </w:tc>
@@ -1918,174 +1686,441 @@
         <w:t>:</w:t>
       </w:r>
     </w:p>
-    <w:p>
-      <w:pPr>
-        <w:pStyle w:val="ListNumber"/>
-        <w:spacing w:before="0" w:after="40"/>
-        <w:ind w:left="720"/>
-      </w:pPr>
-      <w:r>
-        <w:rPr>
-          <w:rFonts w:ascii="Adani" w:hAnsi="Adani"/>
-          <w:b w:val="0"/>
-          <w:sz w:val="20"/>
-          <w:u w:val="none"/>
-        </w:rPr>
-        <w:t>Father</w:t>
-        <w:tab/>
-        <w:tab/>
-        <w:t>:</w:t>
-        <w:tab/>
-        <w:t>NIL</w:t>
-      </w:r>
-    </w:p>
-    <w:p>
-      <w:pPr>
-        <w:pStyle w:val="ListNumber"/>
-        <w:spacing w:before="0" w:after="40"/>
-        <w:ind w:left="720"/>
-      </w:pPr>
-      <w:r>
-        <w:rPr>
-          <w:rFonts w:ascii="Adani" w:hAnsi="Adani"/>
-          <w:b w:val="0"/>
-          <w:sz w:val="20"/>
-          <w:u w:val="none"/>
-        </w:rPr>
-        <w:t>Mother</w:t>
-        <w:tab/>
-        <w:tab/>
-        <w:t>:</w:t>
-        <w:tab/>
-        <w:t>NIL</w:t>
-      </w:r>
-    </w:p>
-    <w:p>
-      <w:pPr>
-        <w:pStyle w:val="ListNumber"/>
-        <w:spacing w:before="0" w:after="40"/>
-        <w:ind w:left="720"/>
-      </w:pPr>
-      <w:r>
-        <w:rPr>
-          <w:rFonts w:ascii="Adani" w:hAnsi="Adani"/>
-          <w:b w:val="0"/>
-          <w:sz w:val="20"/>
-          <w:u w:val="none"/>
-        </w:rPr>
-        <w:t>Son</w:t>
-        <w:tab/>
-        <w:tab/>
-        <w:t>:</w:t>
-        <w:tab/>
-        <w:t>NIL</w:t>
-      </w:r>
-    </w:p>
-    <w:p>
-      <w:pPr>
-        <w:pStyle w:val="ListNumber"/>
-        <w:spacing w:before="0" w:after="40"/>
-        <w:ind w:left="720"/>
-      </w:pPr>
-      <w:r>
-        <w:rPr>
-          <w:rFonts w:ascii="Adani" w:hAnsi="Adani"/>
-          <w:b w:val="0"/>
-          <w:sz w:val="20"/>
-          <w:u w:val="none"/>
-        </w:rPr>
-        <w:t>Son's Wife</w:t>
-        <w:tab/>
-        <w:tab/>
-        <w:t>:</w:t>
-        <w:tab/>
-        <w:t>NIL</w:t>
-      </w:r>
-    </w:p>
-    <w:p>
-      <w:pPr>
-        <w:pStyle w:val="ListNumber"/>
-        <w:spacing w:before="0" w:after="40"/>
-        <w:ind w:left="720"/>
-      </w:pPr>
-      <w:r>
-        <w:rPr>
-          <w:rFonts w:ascii="Adani" w:hAnsi="Adani"/>
-          <w:b w:val="0"/>
-          <w:sz w:val="20"/>
-          <w:u w:val="none"/>
-        </w:rPr>
-        <w:t>Daughter</w:t>
-        <w:tab/>
-        <w:tab/>
-        <w:t>:</w:t>
-        <w:tab/>
-        <w:t>NIL</w:t>
-      </w:r>
-    </w:p>
-    <w:p>
-      <w:pPr>
-        <w:pStyle w:val="ListNumber"/>
-        <w:spacing w:before="0" w:after="40"/>
-        <w:ind w:left="720"/>
-      </w:pPr>
-      <w:r>
-        <w:rPr>
-          <w:rFonts w:ascii="Adani" w:hAnsi="Adani"/>
-          <w:b w:val="0"/>
-          <w:sz w:val="20"/>
-          <w:u w:val="none"/>
-        </w:rPr>
-        <w:t>Daughter's Husband</w:t>
-        <w:tab/>
-        <w:tab/>
-        <w:t>:</w:t>
-        <w:tab/>
-        <w:t>NIL</w:t>
-      </w:r>
-    </w:p>
-    <w:p>
-      <w:pPr>
-        <w:pStyle w:val="ListNumber"/>
-        <w:spacing w:before="0" w:after="40"/>
-        <w:ind w:left="720"/>
-      </w:pPr>
-      <w:r>
-        <w:rPr>
-          <w:rFonts w:ascii="Adani" w:hAnsi="Adani"/>
-          <w:b w:val="0"/>
-          <w:sz w:val="20"/>
-          <w:u w:val="none"/>
-        </w:rPr>
-        <w:t>Brother</w:t>
-        <w:tab/>
-        <w:tab/>
-        <w:t>:</w:t>
-        <w:tab/>
-        <w:t>NIL</w:t>
-      </w:r>
-    </w:p>
-    <w:p>
-      <w:pPr>
-        <w:pStyle w:val="ListNumber"/>
-        <w:spacing w:before="0" w:after="40"/>
-        <w:ind w:left="720"/>
-      </w:pPr>
-      <w:r>
-        <w:rPr>
-          <w:rFonts w:ascii="Adani" w:hAnsi="Adani"/>
-          <w:b w:val="0"/>
-          <w:sz w:val="20"/>
-          <w:u w:val="none"/>
-        </w:rPr>
-        <w:t>Sister</w:t>
-        <w:tab/>
-        <w:tab/>
-        <w:t>:</w:t>
-        <w:tab/>
-        <w:t>NIL</w:t>
-      </w:r>
-    </w:p>
+    <w:tbl>
+      <w:tblPr>
+        <w:tblW w:type="auto" w:w="0"/>
+        <w:jc w:val="left"/>
+        <w:tblLook w:firstColumn="1" w:firstRow="1" w:lastColumn="0" w:lastRow="0" w:noHBand="0" w:noVBand="1" w:val="04A0"/>
+      </w:tblPr>
+      <w:tblGrid>
+        <w:gridCol w:w="4536"/>
+        <w:gridCol w:w="4536"/>
+      </w:tblGrid>
+      <w:tr>
+        <w:tc>
+          <w:tcPr>
+            <w:tcW w:type="dxa" w:w="4536"/>
+            <w:tcBorders>
+              <w:top w:val="none"/>
+              <w:bottom w:val="none"/>
+              <w:left w:val="none"/>
+              <w:right w:val="none"/>
+            </w:tcBorders>
+          </w:tcPr>
+          <w:p>
+            <w:pPr>
+              <w:ind w:left="720"/>
+            </w:pPr>
+            <w:r>
+              <w:rPr>
+                <w:rFonts w:ascii="Adani" w:hAnsi="Adani"/>
+                <w:b w:val="0"/>
+                <w:sz w:val="20"/>
+                <w:u w:val="none"/>
+              </w:rPr>
+              <w:t>1.</w:t>
+              <w:tab/>
+              <w:t>Father</w:t>
+              <w:tab/>
+              <w:t>:</w:t>
+            </w:r>
+          </w:p>
+        </w:tc>
+        <w:tc>
+          <w:tcPr>
+            <w:tcW w:type="dxa" w:w="4536"/>
+            <w:tcBorders>
+              <w:top w:val="none"/>
+              <w:bottom w:val="none"/>
+              <w:left w:val="none"/>
+              <w:right w:val="none"/>
+            </w:tcBorders>
+          </w:tcPr>
+          <w:p>
+            <w:r>
+              <w:rPr>
+                <w:rFonts w:ascii="Adani" w:hAnsi="Adani"/>
+                <w:b w:val="0"/>
+                <w:sz w:val="20"/>
+                <w:u w:val="none"/>
+              </w:rPr>
+              <w:t>NIL</w:t>
+            </w:r>
+          </w:p>
+        </w:tc>
+      </w:tr>
+      <w:tr>
+        <w:tc>
+          <w:tcPr>
+            <w:tcW w:type="dxa" w:w="4536"/>
+            <w:tcBorders>
+              <w:top w:val="none"/>
+              <w:bottom w:val="none"/>
+              <w:left w:val="none"/>
+              <w:right w:val="none"/>
+            </w:tcBorders>
+          </w:tcPr>
+          <w:p>
+            <w:pPr>
+              <w:ind w:left="720"/>
+            </w:pPr>
+            <w:r>
+              <w:rPr>
+                <w:rFonts w:ascii="Adani" w:hAnsi="Adani"/>
+                <w:b w:val="0"/>
+                <w:sz w:val="20"/>
+                <w:u w:val="none"/>
+              </w:rPr>
+              <w:t>2.</w:t>
+              <w:tab/>
+              <w:t>Mother</w:t>
+              <w:tab/>
+              <w:t>:</w:t>
+            </w:r>
+          </w:p>
+        </w:tc>
+        <w:tc>
+          <w:tcPr>
+            <w:tcW w:type="dxa" w:w="4536"/>
+            <w:tcBorders>
+              <w:top w:val="none"/>
+              <w:bottom w:val="none"/>
+              <w:left w:val="none"/>
+              <w:right w:val="none"/>
+            </w:tcBorders>
+          </w:tcPr>
+          <w:p>
+            <w:r>
+              <w:rPr>
+                <w:rFonts w:ascii="Adani" w:hAnsi="Adani"/>
+                <w:b w:val="0"/>
+                <w:sz w:val="20"/>
+                <w:u w:val="none"/>
+              </w:rPr>
+              <w:t>NIL</w:t>
+            </w:r>
+          </w:p>
+        </w:tc>
+      </w:tr>
+      <w:tr>
+        <w:tc>
+          <w:tcPr>
+            <w:tcW w:type="dxa" w:w="4536"/>
+            <w:tcBorders>
+              <w:top w:val="none"/>
+              <w:bottom w:val="none"/>
+              <w:left w:val="none"/>
+              <w:right w:val="none"/>
+            </w:tcBorders>
+          </w:tcPr>
+          <w:p>
+            <w:pPr>
+              <w:ind w:left="720"/>
+            </w:pPr>
+            <w:r>
+              <w:rPr>
+                <w:rFonts w:ascii="Adani" w:hAnsi="Adani"/>
+                <w:b w:val="0"/>
+                <w:sz w:val="20"/>
+                <w:u w:val="none"/>
+              </w:rPr>
+              <w:t>3.</w:t>
+              <w:tab/>
+              <w:t>Son</w:t>
+              <w:tab/>
+              <w:t>:</w:t>
+            </w:r>
+          </w:p>
+        </w:tc>
+        <w:tc>
+          <w:tcPr>
+            <w:tcW w:type="dxa" w:w="4536"/>
+            <w:tcBorders>
+              <w:top w:val="none"/>
+              <w:bottom w:val="none"/>
+              <w:left w:val="none"/>
+              <w:right w:val="none"/>
+            </w:tcBorders>
+          </w:tcPr>
+          <w:p>
+            <w:r>
+              <w:rPr>
+                <w:rFonts w:ascii="Adani" w:hAnsi="Adani"/>
+                <w:b w:val="0"/>
+                <w:sz w:val="20"/>
+                <w:u w:val="none"/>
+              </w:rPr>
+              <w:t>NIL</w:t>
+            </w:r>
+          </w:p>
+        </w:tc>
+      </w:tr>
+      <w:tr>
+        <w:tc>
+          <w:tcPr>
+            <w:tcW w:type="dxa" w:w="4536"/>
+            <w:tcBorders>
+              <w:top w:val="none"/>
+              <w:bottom w:val="none"/>
+              <w:left w:val="none"/>
+              <w:right w:val="none"/>
+            </w:tcBorders>
+          </w:tcPr>
+          <w:p>
+            <w:pPr>
+              <w:ind w:left="720"/>
+            </w:pPr>
+            <w:r>
+              <w:rPr>
+                <w:rFonts w:ascii="Adani" w:hAnsi="Adani"/>
+                <w:b w:val="0"/>
+                <w:sz w:val="20"/>
+                <w:u w:val="none"/>
+              </w:rPr>
+              <w:t>4.</w:t>
+              <w:tab/>
+              <w:t>Son's Wife</w:t>
+              <w:tab/>
+              <w:t>:</w:t>
+            </w:r>
+          </w:p>
+        </w:tc>
+        <w:tc>
+          <w:tcPr>
+            <w:tcW w:type="dxa" w:w="4536"/>
+            <w:tcBorders>
+              <w:top w:val="none"/>
+              <w:bottom w:val="none"/>
+              <w:left w:val="none"/>
+              <w:right w:val="none"/>
+            </w:tcBorders>
+          </w:tcPr>
+          <w:p>
+            <w:r>
+              <w:rPr>
+                <w:rFonts w:ascii="Adani" w:hAnsi="Adani"/>
+                <w:b w:val="0"/>
+                <w:sz w:val="20"/>
+                <w:u w:val="none"/>
+              </w:rPr>
+              <w:t>NIL</w:t>
+            </w:r>
+          </w:p>
+        </w:tc>
+      </w:tr>
+      <w:tr>
+        <w:tc>
+          <w:tcPr>
+            <w:tcW w:type="dxa" w:w="4536"/>
+            <w:tcBorders>
+              <w:top w:val="none"/>
+              <w:bottom w:val="none"/>
+              <w:left w:val="none"/>
+              <w:right w:val="none"/>
+            </w:tcBorders>
+          </w:tcPr>
+          <w:p>
+            <w:pPr>
+              <w:ind w:left="720"/>
+            </w:pPr>
+            <w:r>
+              <w:rPr>
+                <w:rFonts w:ascii="Adani" w:hAnsi="Adani"/>
+                <w:b w:val="0"/>
+                <w:sz w:val="20"/>
+                <w:u w:val="none"/>
+              </w:rPr>
+              <w:t>5.</w:t>
+              <w:tab/>
+              <w:t>Daughter</w:t>
+              <w:tab/>
+              <w:t>:</w:t>
+            </w:r>
+          </w:p>
+        </w:tc>
+        <w:tc>
+          <w:tcPr>
+            <w:tcW w:type="dxa" w:w="4536"/>
+            <w:tcBorders>
+              <w:top w:val="none"/>
+              <w:bottom w:val="none"/>
+              <w:left w:val="none"/>
+              <w:right w:val="none"/>
+            </w:tcBorders>
+          </w:tcPr>
+          <w:p>
+            <w:r>
+              <w:rPr>
+                <w:rFonts w:ascii="Adani" w:hAnsi="Adani"/>
+                <w:b w:val="0"/>
+                <w:sz w:val="20"/>
+                <w:u w:val="none"/>
+              </w:rPr>
+              <w:t>NIL</w:t>
+            </w:r>
+          </w:p>
+        </w:tc>
+      </w:tr>
+      <w:tr>
+        <w:tc>
+          <w:tcPr>
+            <w:tcW w:type="dxa" w:w="4536"/>
+            <w:tcBorders>
+              <w:top w:val="none"/>
+              <w:bottom w:val="none"/>
+              <w:left w:val="none"/>
+              <w:right w:val="none"/>
+            </w:tcBorders>
+          </w:tcPr>
+          <w:p>
+            <w:pPr>
+              <w:ind w:left="720"/>
+            </w:pPr>
+            <w:r>
+              <w:rPr>
+                <w:rFonts w:ascii="Adani" w:hAnsi="Adani"/>
+                <w:b w:val="0"/>
+                <w:sz w:val="20"/>
+                <w:u w:val="none"/>
+              </w:rPr>
+              <w:t>6.</w:t>
+              <w:tab/>
+              <w:t>Daughter's Husband</w:t>
+              <w:tab/>
+              <w:t>:</w:t>
+            </w:r>
+          </w:p>
+        </w:tc>
+        <w:tc>
+          <w:tcPr>
+            <w:tcW w:type="dxa" w:w="4536"/>
+            <w:tcBorders>
+              <w:top w:val="none"/>
+              <w:bottom w:val="none"/>
+              <w:left w:val="none"/>
+              <w:right w:val="none"/>
+            </w:tcBorders>
+          </w:tcPr>
+          <w:p>
+            <w:r>
+              <w:rPr>
+                <w:rFonts w:ascii="Adani" w:hAnsi="Adani"/>
+                <w:b w:val="0"/>
+                <w:sz w:val="20"/>
+                <w:u w:val="none"/>
+              </w:rPr>
+              <w:t>NIL</w:t>
+            </w:r>
+          </w:p>
+        </w:tc>
+      </w:tr>
+      <w:tr>
+        <w:tc>
+          <w:tcPr>
+            <w:tcW w:type="dxa" w:w="4536"/>
+            <w:tcBorders>
+              <w:top w:val="none"/>
+              <w:bottom w:val="none"/>
+              <w:left w:val="none"/>
+              <w:right w:val="none"/>
+            </w:tcBorders>
+          </w:tcPr>
+          <w:p>
+            <w:pPr>
+              <w:ind w:left="720"/>
+            </w:pPr>
+            <w:r>
+              <w:rPr>
+                <w:rFonts w:ascii="Adani" w:hAnsi="Adani"/>
+                <w:b w:val="0"/>
+                <w:sz w:val="20"/>
+                <w:u w:val="none"/>
+              </w:rPr>
+              <w:t>7.</w:t>
+              <w:tab/>
+              <w:t>Brother</w:t>
+              <w:tab/>
+              <w:t>:</w:t>
+            </w:r>
+          </w:p>
+        </w:tc>
+        <w:tc>
+          <w:tcPr>
+            <w:tcW w:type="dxa" w:w="4536"/>
+            <w:tcBorders>
+              <w:top w:val="none"/>
+              <w:bottom w:val="none"/>
+              <w:left w:val="none"/>
+              <w:right w:val="none"/>
+            </w:tcBorders>
+          </w:tcPr>
+          <w:p>
+            <w:r>
+              <w:rPr>
+                <w:rFonts w:ascii="Adani" w:hAnsi="Adani"/>
+                <w:b w:val="0"/>
+                <w:sz w:val="20"/>
+                <w:u w:val="none"/>
+              </w:rPr>
+              <w:t>NIL</w:t>
+            </w:r>
+          </w:p>
+        </w:tc>
+      </w:tr>
+      <w:tr>
+        <w:tc>
+          <w:tcPr>
+            <w:tcW w:type="dxa" w:w="4536"/>
+            <w:tcBorders>
+              <w:top w:val="none"/>
+              <w:bottom w:val="none"/>
+              <w:left w:val="none"/>
+              <w:right w:val="none"/>
+            </w:tcBorders>
+          </w:tcPr>
+          <w:p>
+            <w:pPr>
+              <w:ind w:left="720"/>
+            </w:pPr>
+            <w:r>
+              <w:rPr>
+                <w:rFonts w:ascii="Adani" w:hAnsi="Adani"/>
+                <w:b w:val="0"/>
+                <w:sz w:val="20"/>
+                <w:u w:val="none"/>
+              </w:rPr>
+              <w:t>8.</w:t>
+              <w:tab/>
+              <w:t>Sister</w:t>
+              <w:tab/>
+              <w:t>:</w:t>
+            </w:r>
+          </w:p>
+        </w:tc>
+        <w:tc>
+          <w:tcPr>
+            <w:tcW w:type="dxa" w:w="4536"/>
+            <w:tcBorders>
+              <w:top w:val="none"/>
+              <w:bottom w:val="none"/>
+              <w:left w:val="none"/>
+              <w:right w:val="none"/>
+            </w:tcBorders>
+          </w:tcPr>
+          <w:p>
+            <w:r>
+              <w:rPr>
+                <w:rFonts w:ascii="Adani" w:hAnsi="Adani"/>
+                <w:b w:val="0"/>
+                <w:sz w:val="20"/>
+                <w:u w:val="none"/>
+              </w:rPr>
+              <w:t>NIL</w:t>
+            </w:r>
+          </w:p>
+        </w:tc>
+      </w:tr>
+    </w:tbl>
     <w:p/>
     <w:p>
       <w:pPr>
@@ -2422,7 +2457,7 @@
                 <w:sz w:val="18"/>
                 <w:u w:val="none"/>
               </w:rPr>
-              <w:t>Date:   07th May, 2026</w:t>
+              <w:t>Date:   15th May, 2026</w:t>
             </w:r>
           </w:p>
         </w:tc>
@@ -2583,7 +2618,7 @@
           <w:sz w:val="20"/>
           <w:u w:val="none"/>
         </w:rPr>
-        <w:t>07th May, 2026</w:t>
+        <w:t>15th May, 2026</w:t>
       </w:r>
     </w:p>
     <w:p>
@@ -2673,6 +2708,21 @@
           <w:sz w:val="20"/>
           <w:u w:val="none"/>
         </w:rPr>
+        <w:t>BRAHMI TRACKS MANAGEMENT SERVICES PRIVATE LIMITED</w:t>
+      </w:r>
+    </w:p>
+    <w:p>
+      <w:pPr>
+        <w:spacing w:before="0" w:after="20"/>
+        <w:jc w:val="left"/>
+      </w:pPr>
+      <w:r>
+        <w:rPr>
+          <w:rFonts w:ascii="Adani" w:hAnsi="Adani"/>
+          <w:b/>
+          <w:sz w:val="20"/>
+          <w:u w:val="none"/>
+        </w:rPr>
         <w:t>ADANI DHAMRA LPG TERMINAL PRIVATE LIMITED</w:t>
       </w:r>
     </w:p>
@@ -2689,36 +2739,6 @@
           <w:u w:val="none"/>
         </w:rPr>
         <w:t>ADANI RAIL INFRA PRIVATE LIMITED</w:t>
-      </w:r>
-    </w:p>
-    <w:p>
-      <w:pPr>
-        <w:spacing w:before="0" w:after="20"/>
-        <w:jc w:val="left"/>
-      </w:pPr>
-      <w:r>
-        <w:rPr>
-          <w:rFonts w:ascii="Adani" w:hAnsi="Adani"/>
-          <w:b/>
-          <w:sz w:val="20"/>
-          <w:u w:val="none"/>
-        </w:rPr>
-        <w:t>SHANKHESHWAR BUILDWELL LIMITED</w:t>
-      </w:r>
-    </w:p>
-    <w:p>
-      <w:pPr>
-        <w:spacing w:before="0" w:after="20"/>
-        <w:jc w:val="left"/>
-      </w:pPr>
-      <w:r>
-        <w:rPr>
-          <w:rFonts w:ascii="Adani" w:hAnsi="Adani"/>
-          <w:b/>
-          <w:sz w:val="20"/>
-          <w:u w:val="none"/>
-        </w:rPr>
-        <w:t>ADANI FINSERVE PRIVATE LIMITED</w:t>
       </w:r>
     </w:p>
     <w:p/>
@@ -2780,21 +2800,6 @@
           <w:u w:val="none"/>
         </w:rPr>
         <w:t>NORTH MAHARASHTRA POWER LIMITED</w:t>
-      </w:r>
-    </w:p>
-    <w:p>
-      <w:pPr>
-        <w:spacing w:before="0" w:after="20"/>
-        <w:jc w:val="left"/>
-      </w:pPr>
-      <w:r>
-        <w:rPr>
-          <w:rFonts w:ascii="Adani" w:hAnsi="Adani"/>
-          <w:b w:val="0"/>
-          <w:sz w:val="20"/>
-          <w:u w:val="none"/>
-        </w:rPr>
-        <w:t>SHANKHESHWAR BUILDWELL LIMITED</w:t>
       </w:r>
     </w:p>
     <w:p/>
@@ -2889,6 +2894,21 @@
           <w:sz w:val="20"/>
           <w:u w:val="none"/>
         </w:rPr>
+        <w:t>BRAHMI TRACKS MANAGEMENT SERVICES PRIVATE LIMITED</w:t>
+      </w:r>
+    </w:p>
+    <w:p>
+      <w:pPr>
+        <w:spacing w:before="0" w:after="20"/>
+        <w:jc w:val="left"/>
+      </w:pPr>
+      <w:r>
+        <w:rPr>
+          <w:rFonts w:ascii="Adani" w:hAnsi="Adani"/>
+          <w:b w:val="0"/>
+          <w:sz w:val="20"/>
+          <w:u w:val="none"/>
+        </w:rPr>
         <w:t>ADANI DHAMRA LPG TERMINAL PRIVATE LIMITED</w:t>
       </w:r>
     </w:p>
@@ -2905,21 +2925,6 @@
           <w:u w:val="none"/>
         </w:rPr>
         <w:t>ADANI RAIL INFRA PRIVATE LIMITED</w:t>
-      </w:r>
-    </w:p>
-    <w:p>
-      <w:pPr>
-        <w:spacing w:before="0" w:after="20"/>
-        <w:jc w:val="left"/>
-      </w:pPr>
-      <w:r>
-        <w:rPr>
-          <w:rFonts w:ascii="Adani" w:hAnsi="Adani"/>
-          <w:b w:val="0"/>
-          <w:sz w:val="20"/>
-          <w:u w:val="none"/>
-        </w:rPr>
-        <w:t>ADANI FINSERVE PRIVATE LIMITED</w:t>
       </w:r>
     </w:p>
     <w:p/>
@@ -3329,7 +3334,7 @@
                 <w:sz w:val="18"/>
                 <w:u w:val="none"/>
               </w:rPr>
-              <w:t>NA</w:t>
+              <w:t>Active</w:t>
             </w:r>
           </w:p>
         </w:tc>
@@ -3677,7 +3682,7 @@
                 <w:sz w:val="18"/>
                 <w:u w:val="none"/>
               </w:rPr>
-              <w:t>7</w:t>
+              <w:t>6</w:t>
             </w:r>
           </w:p>
         </w:tc>
@@ -4192,6 +4197,120 @@
                 <w:sz w:val="18"/>
                 <w:u w:val="none"/>
               </w:rPr>
+              <w:t>U35100GJ2019PTC110704</w:t>
+            </w:r>
+          </w:p>
+        </w:tc>
+        <w:tc>
+          <w:tcPr>
+            <w:tcW w:type="dxa" w:w="4252"/>
+            <w:shd w:val="clear" w:color="auto" w:fill="FFFFFF"/>
+            <w:tcBorders>
+              <w:top w:val="single" w:sz="4" w:space="0" w:color="000000"/>
+              <w:left w:val="single" w:sz="4" w:space="0" w:color="000000"/>
+              <w:bottom w:val="single" w:sz="4" w:space="0" w:color="000000"/>
+              <w:right w:val="single" w:sz="4" w:space="0" w:color="000000"/>
+            </w:tcBorders>
+            <w:vAlign w:val="center"/>
+          </w:tcPr>
+          <w:p>
+            <w:pPr>
+              <w:spacing w:before="40" w:after="40"/>
+              <w:jc w:val="left"/>
+            </w:pPr>
+            <w:r>
+              <w:rPr>
+                <w:rFonts w:ascii="Adani" w:hAnsi="Adani"/>
+                <w:b w:val="0"/>
+                <w:sz w:val="18"/>
+                <w:u w:val="none"/>
+              </w:rPr>
+              <w:t>BRAHMI TRACKS MANAGEMENT SERVICES PRIVATE LIMITED</w:t>
+            </w:r>
+          </w:p>
+        </w:tc>
+        <w:tc>
+          <w:tcPr>
+            <w:tcW w:type="dxa" w:w="1587"/>
+            <w:shd w:val="clear" w:color="auto" w:fill="FFFFFF"/>
+            <w:tcBorders>
+              <w:top w:val="single" w:sz="4" w:space="0" w:color="000000"/>
+              <w:left w:val="single" w:sz="4" w:space="0" w:color="000000"/>
+              <w:bottom w:val="single" w:sz="4" w:space="0" w:color="000000"/>
+              <w:right w:val="single" w:sz="4" w:space="0" w:color="000000"/>
+            </w:tcBorders>
+            <w:vAlign w:val="center"/>
+          </w:tcPr>
+          <w:p>
+            <w:pPr>
+              <w:spacing w:before="40" w:after="40"/>
+              <w:jc w:val="left"/>
+            </w:pPr>
+            <w:r>
+              <w:rPr>
+                <w:rFonts w:ascii="Adani" w:hAnsi="Adani"/>
+                <w:b w:val="0"/>
+                <w:sz w:val="18"/>
+                <w:u w:val="none"/>
+              </w:rPr>
+              <w:t>Director</w:t>
+            </w:r>
+          </w:p>
+        </w:tc>
+        <w:tc>
+          <w:tcPr>
+            <w:tcW w:type="dxa" w:w="1304"/>
+            <w:shd w:val="clear" w:color="auto" w:fill="FFFFFF"/>
+            <w:tcBorders>
+              <w:top w:val="single" w:sz="4" w:space="0" w:color="000000"/>
+              <w:left w:val="single" w:sz="4" w:space="0" w:color="000000"/>
+              <w:bottom w:val="single" w:sz="4" w:space="0" w:color="000000"/>
+              <w:right w:val="single" w:sz="4" w:space="0" w:color="000000"/>
+            </w:tcBorders>
+            <w:vAlign w:val="center"/>
+          </w:tcPr>
+          <w:p>
+            <w:pPr>
+              <w:spacing w:before="40" w:after="40"/>
+              <w:jc w:val="left"/>
+            </w:pPr>
+            <w:r>
+              <w:rPr>
+                <w:rFonts w:ascii="Adani" w:hAnsi="Adani"/>
+                <w:b w:val="0"/>
+                <w:sz w:val="18"/>
+                <w:u w:val="none"/>
+              </w:rPr>
+              <w:t>26/07/2021</w:t>
+            </w:r>
+          </w:p>
+        </w:tc>
+      </w:tr>
+      <w:tr>
+        <w:tc>
+          <w:tcPr>
+            <w:tcW w:type="dxa" w:w="2268"/>
+            <w:shd w:val="clear" w:color="auto" w:fill="FFFFFF"/>
+            <w:tcBorders>
+              <w:top w:val="single" w:sz="4" w:space="0" w:color="000000"/>
+              <w:left w:val="single" w:sz="4" w:space="0" w:color="000000"/>
+              <w:bottom w:val="single" w:sz="4" w:space="0" w:color="000000"/>
+              <w:right w:val="single" w:sz="4" w:space="0" w:color="000000"/>
+            </w:tcBorders>
+            <w:vAlign w:val="center"/>
+          </w:tcPr>
+          <w:p>
+            <w:pPr>
+              <w:spacing w:before="40" w:after="40"/>
+              <w:jc w:val="left"/>
+            </w:pPr>
+            <w:r>
+              <w:rPr>
+                <w:rFonts w:ascii="Adani" w:hAnsi="Adani"/>
+                <w:b w:val="0"/>
+                <w:sz w:val="18"/>
+                <w:u w:val="none"/>
+              </w:rPr>
               <w:t>U40106GJ2015PTC084295</w:t>
             </w:r>
           </w:p>
@@ -4391,234 +4510,6 @@
                 <w:u w:val="none"/>
               </w:rPr>
               <w:t>01/06/2017</w:t>
-            </w:r>
-          </w:p>
-        </w:tc>
-      </w:tr>
-      <w:tr>
-        <w:tc>
-          <w:tcPr>
-            <w:tcW w:type="dxa" w:w="2268"/>
-            <w:shd w:val="clear" w:color="auto" w:fill="FFFFFF"/>
-            <w:tcBorders>
-              <w:top w:val="single" w:sz="4" w:space="0" w:color="000000"/>
-              <w:left w:val="single" w:sz="4" w:space="0" w:color="000000"/>
-              <w:bottom w:val="single" w:sz="4" w:space="0" w:color="000000"/>
-              <w:right w:val="single" w:sz="4" w:space="0" w:color="000000"/>
-            </w:tcBorders>
-            <w:vAlign w:val="center"/>
-          </w:tcPr>
-          <w:p>
-            <w:pPr>
-              <w:spacing w:before="40" w:after="40"/>
-              <w:jc w:val="left"/>
-            </w:pPr>
-            <w:r>
-              <w:rPr>
-                <w:rFonts w:ascii="Adani" w:hAnsi="Adani"/>
-                <w:b w:val="0"/>
-                <w:sz w:val="18"/>
-                <w:u w:val="none"/>
-              </w:rPr>
-              <w:t>U45201GJ2008PLC052844</w:t>
-            </w:r>
-          </w:p>
-        </w:tc>
-        <w:tc>
-          <w:tcPr>
-            <w:tcW w:type="dxa" w:w="4252"/>
-            <w:shd w:val="clear" w:color="auto" w:fill="FFFFFF"/>
-            <w:tcBorders>
-              <w:top w:val="single" w:sz="4" w:space="0" w:color="000000"/>
-              <w:left w:val="single" w:sz="4" w:space="0" w:color="000000"/>
-              <w:bottom w:val="single" w:sz="4" w:space="0" w:color="000000"/>
-              <w:right w:val="single" w:sz="4" w:space="0" w:color="000000"/>
-            </w:tcBorders>
-            <w:vAlign w:val="center"/>
-          </w:tcPr>
-          <w:p>
-            <w:pPr>
-              <w:spacing w:before="40" w:after="40"/>
-              <w:jc w:val="left"/>
-            </w:pPr>
-            <w:r>
-              <w:rPr>
-                <w:rFonts w:ascii="Adani" w:hAnsi="Adani"/>
-                <w:b w:val="0"/>
-                <w:sz w:val="18"/>
-                <w:u w:val="none"/>
-              </w:rPr>
-              <w:t>SHANKHESHWAR BUILDWELL LIMITED</w:t>
-            </w:r>
-          </w:p>
-        </w:tc>
-        <w:tc>
-          <w:tcPr>
-            <w:tcW w:type="dxa" w:w="1587"/>
-            <w:shd w:val="clear" w:color="auto" w:fill="FFFFFF"/>
-            <w:tcBorders>
-              <w:top w:val="single" w:sz="4" w:space="0" w:color="000000"/>
-              <w:left w:val="single" w:sz="4" w:space="0" w:color="000000"/>
-              <w:bottom w:val="single" w:sz="4" w:space="0" w:color="000000"/>
-              <w:right w:val="single" w:sz="4" w:space="0" w:color="000000"/>
-            </w:tcBorders>
-            <w:vAlign w:val="center"/>
-          </w:tcPr>
-          <w:p>
-            <w:pPr>
-              <w:spacing w:before="40" w:after="40"/>
-              <w:jc w:val="left"/>
-            </w:pPr>
-            <w:r>
-              <w:rPr>
-                <w:rFonts w:ascii="Adani" w:hAnsi="Adani"/>
-                <w:b w:val="0"/>
-                <w:sz w:val="18"/>
-                <w:u w:val="none"/>
-              </w:rPr>
-              <w:t>Director</w:t>
-            </w:r>
-          </w:p>
-        </w:tc>
-        <w:tc>
-          <w:tcPr>
-            <w:tcW w:type="dxa" w:w="1304"/>
-            <w:shd w:val="clear" w:color="auto" w:fill="FFFFFF"/>
-            <w:tcBorders>
-              <w:top w:val="single" w:sz="4" w:space="0" w:color="000000"/>
-              <w:left w:val="single" w:sz="4" w:space="0" w:color="000000"/>
-              <w:bottom w:val="single" w:sz="4" w:space="0" w:color="000000"/>
-              <w:right w:val="single" w:sz="4" w:space="0" w:color="000000"/>
-            </w:tcBorders>
-            <w:vAlign w:val="center"/>
-          </w:tcPr>
-          <w:p>
-            <w:pPr>
-              <w:spacing w:before="40" w:after="40"/>
-              <w:jc w:val="left"/>
-            </w:pPr>
-            <w:r>
-              <w:rPr>
-                <w:rFonts w:ascii="Adani" w:hAnsi="Adani"/>
-                <w:b w:val="0"/>
-                <w:sz w:val="18"/>
-                <w:u w:val="none"/>
-              </w:rPr>
-              <w:t>01/06/2017</w:t>
-            </w:r>
-          </w:p>
-        </w:tc>
-      </w:tr>
-      <w:tr>
-        <w:tc>
-          <w:tcPr>
-            <w:tcW w:type="dxa" w:w="2268"/>
-            <w:shd w:val="clear" w:color="auto" w:fill="FFFFFF"/>
-            <w:tcBorders>
-              <w:top w:val="single" w:sz="4" w:space="0" w:color="000000"/>
-              <w:left w:val="single" w:sz="4" w:space="0" w:color="000000"/>
-              <w:bottom w:val="single" w:sz="4" w:space="0" w:color="000000"/>
-              <w:right w:val="single" w:sz="4" w:space="0" w:color="000000"/>
-            </w:tcBorders>
-            <w:vAlign w:val="center"/>
-          </w:tcPr>
-          <w:p>
-            <w:pPr>
-              <w:spacing w:before="40" w:after="40"/>
-              <w:jc w:val="left"/>
-            </w:pPr>
-            <w:r>
-              <w:rPr>
-                <w:rFonts w:ascii="Adani" w:hAnsi="Adani"/>
-                <w:b w:val="0"/>
-                <w:sz w:val="18"/>
-                <w:u w:val="none"/>
-              </w:rPr>
-              <w:t>U65993GJ2016PTC086524</w:t>
-            </w:r>
-          </w:p>
-        </w:tc>
-        <w:tc>
-          <w:tcPr>
-            <w:tcW w:type="dxa" w:w="4252"/>
-            <w:shd w:val="clear" w:color="auto" w:fill="FFFFFF"/>
-            <w:tcBorders>
-              <w:top w:val="single" w:sz="4" w:space="0" w:color="000000"/>
-              <w:left w:val="single" w:sz="4" w:space="0" w:color="000000"/>
-              <w:bottom w:val="single" w:sz="4" w:space="0" w:color="000000"/>
-              <w:right w:val="single" w:sz="4" w:space="0" w:color="000000"/>
-            </w:tcBorders>
-            <w:vAlign w:val="center"/>
-          </w:tcPr>
-          <w:p>
-            <w:pPr>
-              <w:spacing w:before="40" w:after="40"/>
-              <w:jc w:val="left"/>
-            </w:pPr>
-            <w:r>
-              <w:rPr>
-                <w:rFonts w:ascii="Adani" w:hAnsi="Adani"/>
-                <w:b w:val="0"/>
-                <w:sz w:val="18"/>
-                <w:u w:val="none"/>
-              </w:rPr>
-              <w:t>ADANI FINSERVE PRIVATE LIMITED</w:t>
-            </w:r>
-          </w:p>
-        </w:tc>
-        <w:tc>
-          <w:tcPr>
-            <w:tcW w:type="dxa" w:w="1587"/>
-            <w:shd w:val="clear" w:color="auto" w:fill="FFFFFF"/>
-            <w:tcBorders>
-              <w:top w:val="single" w:sz="4" w:space="0" w:color="000000"/>
-              <w:left w:val="single" w:sz="4" w:space="0" w:color="000000"/>
-              <w:bottom w:val="single" w:sz="4" w:space="0" w:color="000000"/>
-              <w:right w:val="single" w:sz="4" w:space="0" w:color="000000"/>
-            </w:tcBorders>
-            <w:vAlign w:val="center"/>
-          </w:tcPr>
-          <w:p>
-            <w:pPr>
-              <w:spacing w:before="40" w:after="40"/>
-              <w:jc w:val="left"/>
-            </w:pPr>
-            <w:r>
-              <w:rPr>
-                <w:rFonts w:ascii="Adani" w:hAnsi="Adani"/>
-                <w:b w:val="0"/>
-                <w:sz w:val="18"/>
-                <w:u w:val="none"/>
-              </w:rPr>
-              <w:t>Director</w:t>
-            </w:r>
-          </w:p>
-        </w:tc>
-        <w:tc>
-          <w:tcPr>
-            <w:tcW w:type="dxa" w:w="1304"/>
-            <w:shd w:val="clear" w:color="auto" w:fill="FFFFFF"/>
-            <w:tcBorders>
-              <w:top w:val="single" w:sz="4" w:space="0" w:color="000000"/>
-              <w:left w:val="single" w:sz="4" w:space="0" w:color="000000"/>
-              <w:bottom w:val="single" w:sz="4" w:space="0" w:color="000000"/>
-              <w:right w:val="single" w:sz="4" w:space="0" w:color="000000"/>
-            </w:tcBorders>
-            <w:vAlign w:val="center"/>
-          </w:tcPr>
-          <w:p>
-            <w:pPr>
-              <w:spacing w:before="40" w:after="40"/>
-              <w:jc w:val="left"/>
-            </w:pPr>
-            <w:r>
-              <w:rPr>
-                <w:rFonts w:ascii="Adani" w:hAnsi="Adani"/>
-                <w:b w:val="0"/>
-                <w:sz w:val="18"/>
-                <w:u w:val="none"/>
-              </w:rPr>
-              <w:t>30/03/2017</w:t>
             </w:r>
           </w:p>
         </w:tc>

--- a/Backend/Director_Disclosure/Output_Disclosures/2024-25/ADANI_INFRABUILD_DEVELOPERS_PRIVATE_LIMITED/MBP-1/MBP1_JATIN_CHAMPAKLAL_SHAH_00361346.docx
+++ b/Backend/Director_Disclosure/Output_Disclosures/2024-25/ADANI_INFRABUILD_DEVELOPERS_PRIVATE_LIMITED/MBP-1/MBP1_JATIN_CHAMPAKLAL_SHAH_00361346.docx
@@ -1420,7 +1420,7 @@
                 <w:sz w:val="18"/>
                 <w:u w:val="none"/>
               </w:rPr>
-              <w:t>Date:   15th May, 2026</w:t>
+              <w:t>Date:   29th May, 2026</w:t>
             </w:r>
           </w:p>
         </w:tc>
@@ -2457,7 +2457,7 @@
                 <w:sz w:val="18"/>
                 <w:u w:val="none"/>
               </w:rPr>
-              <w:t>Date:   15th May, 2026</w:t>
+              <w:t>Date:   29th May, 2026</w:t>
             </w:r>
           </w:p>
         </w:tc>
@@ -2618,7 +2618,7 @@
           <w:sz w:val="20"/>
           <w:u w:val="none"/>
         </w:rPr>
-        <w:t>15th May, 2026</w:t>
+        <w:t>29th May, 2026</w:t>
       </w:r>
     </w:p>
     <w:p>

--- a/Backend/Director_Disclosure/Output_Disclosures/2024-25/ADANI_INFRABUILD_DEVELOPERS_PRIVATE_LIMITED/MBP-1/MBP1_JATIN_CHAMPAKLAL_SHAH_00361346.docx
+++ b/Backend/Director_Disclosure/Output_Disclosures/2024-25/ADANI_INFRABUILD_DEVELOPERS_PRIVATE_LIMITED/MBP-1/MBP1_JATIN_CHAMPAKLAL_SHAH_00361346.docx
@@ -417,7 +417,7 @@
                 <w:sz w:val="18"/>
                 <w:u w:val="none"/>
               </w:rPr>
-              <w:t>Additional Director</w:t>
+              <w:t>Director</w:t>
             </w:r>
           </w:p>
         </w:tc>
@@ -473,7 +473,7 @@
                 <w:sz w:val="18"/>
                 <w:u w:val="none"/>
               </w:rPr>
-              <w:t>25/08/2025</w:t>
+              <w:t>30/09/2025</w:t>
             </w:r>
           </w:p>
         </w:tc>
@@ -559,7 +559,7 @@
                 <w:sz w:val="18"/>
                 <w:u w:val="none"/>
               </w:rPr>
-              <w:t>Additional Director</w:t>
+              <w:t>Director</w:t>
             </w:r>
           </w:p>
         </w:tc>
@@ -615,7 +615,7 @@
                 <w:sz w:val="18"/>
                 <w:u w:val="none"/>
               </w:rPr>
-              <w:t>28/09/2024</w:t>
+              <w:t>21/06/2025</w:t>
             </w:r>
           </w:p>
         </w:tc>
@@ -673,7 +673,7 @@
                 <w:sz w:val="18"/>
                 <w:u w:val="none"/>
               </w:rPr>
-              <w:t>ADANI EMERGING BUSINESSES PRIVATE LIMITED</w:t>
+              <w:t>ADANI RAIL INFRA PRIVATE LIMITED</w:t>
             </w:r>
           </w:p>
         </w:tc>
@@ -701,7 +701,7 @@
                 <w:sz w:val="18"/>
                 <w:u w:val="none"/>
               </w:rPr>
-              <w:t>Director</w:t>
+              <w:t>Managing Director</w:t>
             </w:r>
           </w:p>
         </w:tc>
@@ -757,7 +757,7 @@
                 <w:sz w:val="18"/>
                 <w:u w:val="none"/>
               </w:rPr>
-              <w:t>30/12/2021</w:t>
+              <w:t>28/02/2023</w:t>
             </w:r>
           </w:p>
         </w:tc>
@@ -788,148 +788,6 @@
                 <w:u w:val="none"/>
               </w:rPr>
               <w:t>4</w:t>
-            </w:r>
-          </w:p>
-        </w:tc>
-        <w:tc>
-          <w:tcPr>
-            <w:tcW w:type="dxa" w:w="3969"/>
-            <w:shd w:val="clear" w:color="auto" w:fill="FFFFFF"/>
-            <w:tcBorders>
-              <w:top w:val="single" w:sz="4" w:space="0" w:color="000000"/>
-              <w:left w:val="single" w:sz="4" w:space="0" w:color="000000"/>
-              <w:bottom w:val="single" w:sz="4" w:space="0" w:color="000000"/>
-              <w:right w:val="single" w:sz="4" w:space="0" w:color="000000"/>
-            </w:tcBorders>
-            <w:vAlign w:val="center"/>
-          </w:tcPr>
-          <w:p>
-            <w:pPr>
-              <w:spacing w:before="40" w:after="40"/>
-              <w:jc w:val="left"/>
-            </w:pPr>
-            <w:r>
-              <w:rPr>
-                <w:rFonts w:ascii="Adani" w:hAnsi="Adani"/>
-                <w:b w:val="0"/>
-                <w:sz w:val="18"/>
-                <w:u w:val="none"/>
-              </w:rPr>
-              <w:t>BRAHMI TRACKS MANAGEMENT SERVICES PRIVATE LIMITED</w:t>
-            </w:r>
-          </w:p>
-        </w:tc>
-        <w:tc>
-          <w:tcPr>
-            <w:tcW w:type="dxa" w:w="1814"/>
-            <w:shd w:val="clear" w:color="auto" w:fill="FFFFFF"/>
-            <w:tcBorders>
-              <w:top w:val="single" w:sz="4" w:space="0" w:color="000000"/>
-              <w:left w:val="single" w:sz="4" w:space="0" w:color="000000"/>
-              <w:bottom w:val="single" w:sz="4" w:space="0" w:color="000000"/>
-              <w:right w:val="single" w:sz="4" w:space="0" w:color="000000"/>
-            </w:tcBorders>
-            <w:vAlign w:val="center"/>
-          </w:tcPr>
-          <w:p>
-            <w:pPr>
-              <w:spacing w:before="40" w:after="40"/>
-              <w:jc w:val="left"/>
-            </w:pPr>
-            <w:r>
-              <w:rPr>
-                <w:rFonts w:ascii="Adani" w:hAnsi="Adani"/>
-                <w:b w:val="0"/>
-                <w:sz w:val="18"/>
-                <w:u w:val="none"/>
-              </w:rPr>
-              <w:t>Director</w:t>
-            </w:r>
-          </w:p>
-        </w:tc>
-        <w:tc>
-          <w:tcPr>
-            <w:tcW w:type="dxa" w:w="1020"/>
-            <w:shd w:val="clear" w:color="auto" w:fill="FFFFFF"/>
-            <w:tcBorders>
-              <w:top w:val="single" w:sz="4" w:space="0" w:color="000000"/>
-              <w:left w:val="single" w:sz="4" w:space="0" w:color="000000"/>
-              <w:bottom w:val="single" w:sz="4" w:space="0" w:color="000000"/>
-              <w:right w:val="single" w:sz="4" w:space="0" w:color="000000"/>
-            </w:tcBorders>
-            <w:vAlign w:val="center"/>
-          </w:tcPr>
-          <w:p>
-            <w:pPr>
-              <w:spacing w:before="40" w:after="40"/>
-              <w:jc w:val="left"/>
-            </w:pPr>
-            <w:r>
-              <w:rPr>
-                <w:rFonts w:ascii="Adani" w:hAnsi="Adani"/>
-                <w:b w:val="0"/>
-                <w:sz w:val="18"/>
-                <w:u w:val="none"/>
-              </w:rPr>
-              <w:t>NIL</w:t>
-            </w:r>
-          </w:p>
-        </w:tc>
-        <w:tc>
-          <w:tcPr>
-            <w:tcW w:type="dxa" w:w="1247"/>
-            <w:shd w:val="clear" w:color="auto" w:fill="FFFFFF"/>
-            <w:tcBorders>
-              <w:top w:val="single" w:sz="4" w:space="0" w:color="000000"/>
-              <w:left w:val="single" w:sz="4" w:space="0" w:color="000000"/>
-              <w:bottom w:val="single" w:sz="4" w:space="0" w:color="000000"/>
-              <w:right w:val="single" w:sz="4" w:space="0" w:color="000000"/>
-            </w:tcBorders>
-            <w:vAlign w:val="center"/>
-          </w:tcPr>
-          <w:p>
-            <w:pPr>
-              <w:spacing w:before="40" w:after="40"/>
-              <w:jc w:val="left"/>
-            </w:pPr>
-            <w:r>
-              <w:rPr>
-                <w:rFonts w:ascii="Adani" w:hAnsi="Adani"/>
-                <w:b w:val="0"/>
-                <w:sz w:val="18"/>
-                <w:u w:val="none"/>
-              </w:rPr>
-              <w:t>26/07/2021</w:t>
-            </w:r>
-          </w:p>
-        </w:tc>
-      </w:tr>
-      <w:tr>
-        <w:tc>
-          <w:tcPr>
-            <w:tcW w:type="dxa" w:w="680"/>
-            <w:shd w:val="clear" w:color="auto" w:fill="FFFFFF"/>
-            <w:tcBorders>
-              <w:top w:val="single" w:sz="4" w:space="0" w:color="000000"/>
-              <w:left w:val="single" w:sz="4" w:space="0" w:color="000000"/>
-              <w:bottom w:val="single" w:sz="4" w:space="0" w:color="000000"/>
-              <w:right w:val="single" w:sz="4" w:space="0" w:color="000000"/>
-            </w:tcBorders>
-            <w:vAlign w:val="center"/>
-          </w:tcPr>
-          <w:p>
-            <w:pPr>
-              <w:spacing w:before="40" w:after="40"/>
-              <w:jc w:val="left"/>
-            </w:pPr>
-            <w:r>
-              <w:rPr>
-                <w:rFonts w:ascii="Adani" w:hAnsi="Adani"/>
-                <w:b w:val="0"/>
-                <w:sz w:val="18"/>
-                <w:u w:val="none"/>
-              </w:rPr>
-              <w:t>5</w:t>
             </w:r>
           </w:p>
         </w:tc>
@@ -1042,148 +900,6 @@
                 <w:u w:val="none"/>
               </w:rPr>
               <w:t>29/03/2019</w:t>
-            </w:r>
-          </w:p>
-        </w:tc>
-      </w:tr>
-      <w:tr>
-        <w:tc>
-          <w:tcPr>
-            <w:tcW w:type="dxa" w:w="680"/>
-            <w:shd w:val="clear" w:color="auto" w:fill="FFFFFF"/>
-            <w:tcBorders>
-              <w:top w:val="single" w:sz="4" w:space="0" w:color="000000"/>
-              <w:left w:val="single" w:sz="4" w:space="0" w:color="000000"/>
-              <w:bottom w:val="single" w:sz="4" w:space="0" w:color="000000"/>
-              <w:right w:val="single" w:sz="4" w:space="0" w:color="000000"/>
-            </w:tcBorders>
-            <w:vAlign w:val="center"/>
-          </w:tcPr>
-          <w:p>
-            <w:pPr>
-              <w:spacing w:before="40" w:after="40"/>
-              <w:jc w:val="left"/>
-            </w:pPr>
-            <w:r>
-              <w:rPr>
-                <w:rFonts w:ascii="Adani" w:hAnsi="Adani"/>
-                <w:b w:val="0"/>
-                <w:sz w:val="18"/>
-                <w:u w:val="none"/>
-              </w:rPr>
-              <w:t>6</w:t>
-            </w:r>
-          </w:p>
-        </w:tc>
-        <w:tc>
-          <w:tcPr>
-            <w:tcW w:type="dxa" w:w="3969"/>
-            <w:shd w:val="clear" w:color="auto" w:fill="FFFFFF"/>
-            <w:tcBorders>
-              <w:top w:val="single" w:sz="4" w:space="0" w:color="000000"/>
-              <w:left w:val="single" w:sz="4" w:space="0" w:color="000000"/>
-              <w:bottom w:val="single" w:sz="4" w:space="0" w:color="000000"/>
-              <w:right w:val="single" w:sz="4" w:space="0" w:color="000000"/>
-            </w:tcBorders>
-            <w:vAlign w:val="center"/>
-          </w:tcPr>
-          <w:p>
-            <w:pPr>
-              <w:spacing w:before="40" w:after="40"/>
-              <w:jc w:val="left"/>
-            </w:pPr>
-            <w:r>
-              <w:rPr>
-                <w:rFonts w:ascii="Adani" w:hAnsi="Adani"/>
-                <w:b w:val="0"/>
-                <w:sz w:val="18"/>
-                <w:u w:val="none"/>
-              </w:rPr>
-              <w:t>ADANI RAIL INFRA PRIVATE LIMITED</w:t>
-            </w:r>
-          </w:p>
-        </w:tc>
-        <w:tc>
-          <w:tcPr>
-            <w:tcW w:type="dxa" w:w="1814"/>
-            <w:shd w:val="clear" w:color="auto" w:fill="FFFFFF"/>
-            <w:tcBorders>
-              <w:top w:val="single" w:sz="4" w:space="0" w:color="000000"/>
-              <w:left w:val="single" w:sz="4" w:space="0" w:color="000000"/>
-              <w:bottom w:val="single" w:sz="4" w:space="0" w:color="000000"/>
-              <w:right w:val="single" w:sz="4" w:space="0" w:color="000000"/>
-            </w:tcBorders>
-            <w:vAlign w:val="center"/>
-          </w:tcPr>
-          <w:p>
-            <w:pPr>
-              <w:spacing w:before="40" w:after="40"/>
-              <w:jc w:val="left"/>
-            </w:pPr>
-            <w:r>
-              <w:rPr>
-                <w:rFonts w:ascii="Adani" w:hAnsi="Adani"/>
-                <w:b w:val="0"/>
-                <w:sz w:val="18"/>
-                <w:u w:val="none"/>
-              </w:rPr>
-              <w:t>Director</w:t>
-            </w:r>
-          </w:p>
-        </w:tc>
-        <w:tc>
-          <w:tcPr>
-            <w:tcW w:type="dxa" w:w="1020"/>
-            <w:shd w:val="clear" w:color="auto" w:fill="FFFFFF"/>
-            <w:tcBorders>
-              <w:top w:val="single" w:sz="4" w:space="0" w:color="000000"/>
-              <w:left w:val="single" w:sz="4" w:space="0" w:color="000000"/>
-              <w:bottom w:val="single" w:sz="4" w:space="0" w:color="000000"/>
-              <w:right w:val="single" w:sz="4" w:space="0" w:color="000000"/>
-            </w:tcBorders>
-            <w:vAlign w:val="center"/>
-          </w:tcPr>
-          <w:p>
-            <w:pPr>
-              <w:spacing w:before="40" w:after="40"/>
-              <w:jc w:val="left"/>
-            </w:pPr>
-            <w:r>
-              <w:rPr>
-                <w:rFonts w:ascii="Adani" w:hAnsi="Adani"/>
-                <w:b w:val="0"/>
-                <w:sz w:val="18"/>
-                <w:u w:val="none"/>
-              </w:rPr>
-              <w:t>NIL</w:t>
-            </w:r>
-          </w:p>
-        </w:tc>
-        <w:tc>
-          <w:tcPr>
-            <w:tcW w:type="dxa" w:w="1247"/>
-            <w:shd w:val="clear" w:color="auto" w:fill="FFFFFF"/>
-            <w:tcBorders>
-              <w:top w:val="single" w:sz="4" w:space="0" w:color="000000"/>
-              <w:left w:val="single" w:sz="4" w:space="0" w:color="000000"/>
-              <w:bottom w:val="single" w:sz="4" w:space="0" w:color="000000"/>
-              <w:right w:val="single" w:sz="4" w:space="0" w:color="000000"/>
-            </w:tcBorders>
-            <w:vAlign w:val="center"/>
-          </w:tcPr>
-          <w:p>
-            <w:pPr>
-              <w:spacing w:before="40" w:after="40"/>
-              <w:jc w:val="left"/>
-            </w:pPr>
-            <w:r>
-              <w:rPr>
-                <w:rFonts w:ascii="Adani" w:hAnsi="Adani"/>
-                <w:b w:val="0"/>
-                <w:sz w:val="18"/>
-                <w:u w:val="none"/>
-              </w:rPr>
-              <w:t>01/06/2017</w:t>
             </w:r>
           </w:p>
         </w:tc>
@@ -1420,7 +1136,7 @@
                 <w:sz w:val="18"/>
                 <w:u w:val="none"/>
               </w:rPr>
-              <w:t>Date:   29th May, 2026</w:t>
+              <w:t>Date:   16th June, 2026</w:t>
             </w:r>
           </w:p>
         </w:tc>
@@ -2457,7 +2173,7 @@
                 <w:sz w:val="18"/>
                 <w:u w:val="none"/>
               </w:rPr>
-              <w:t>Date:   29th May, 2026</w:t>
+              <w:t>Date:   16th June, 2026</w:t>
             </w:r>
           </w:p>
         </w:tc>
@@ -2618,7 +2334,7 @@
           <w:sz w:val="20"/>
           <w:u w:val="none"/>
         </w:rPr>
-        <w:t>29th May, 2026</w:t>
+        <w:t>16th June, 2026</w:t>
       </w:r>
     </w:p>
     <w:p>
@@ -2693,22 +2409,7 @@
           <w:sz w:val="20"/>
           <w:u w:val="none"/>
         </w:rPr>
-        <w:t>ADANI EMERGING BUSINESSES PRIVATE LIMITED</w:t>
-      </w:r>
-    </w:p>
-    <w:p>
-      <w:pPr>
-        <w:spacing w:before="0" w:after="20"/>
-        <w:jc w:val="left"/>
-      </w:pPr>
-      <w:r>
-        <w:rPr>
-          <w:rFonts w:ascii="Adani" w:hAnsi="Adani"/>
-          <w:b/>
-          <w:sz w:val="20"/>
-          <w:u w:val="none"/>
-        </w:rPr>
-        <w:t>BRAHMI TRACKS MANAGEMENT SERVICES PRIVATE LIMITED</w:t>
+        <w:t>ADANI RAIL INFRA PRIVATE LIMITED</w:t>
       </w:r>
     </w:p>
     <w:p>
@@ -2724,21 +2425,6 @@
           <w:u w:val="none"/>
         </w:rPr>
         <w:t>ADANI DHAMRA LPG TERMINAL PRIVATE LIMITED</w:t>
-      </w:r>
-    </w:p>
-    <w:p>
-      <w:pPr>
-        <w:spacing w:before="0" w:after="20"/>
-        <w:jc w:val="left"/>
-      </w:pPr>
-      <w:r>
-        <w:rPr>
-          <w:rFonts w:ascii="Adani" w:hAnsi="Adani"/>
-          <w:b/>
-          <w:sz w:val="20"/>
-          <w:u w:val="none"/>
-        </w:rPr>
-        <w:t>ADANI RAIL INFRA PRIVATE LIMITED</w:t>
       </w:r>
     </w:p>
     <w:p/>
@@ -2879,22 +2565,7 @@
           <w:sz w:val="20"/>
           <w:u w:val="none"/>
         </w:rPr>
-        <w:t>ADANI EMERGING BUSINESSES PRIVATE LIMITED</w:t>
-      </w:r>
-    </w:p>
-    <w:p>
-      <w:pPr>
-        <w:spacing w:before="0" w:after="20"/>
-        <w:jc w:val="left"/>
-      </w:pPr>
-      <w:r>
-        <w:rPr>
-          <w:rFonts w:ascii="Adani" w:hAnsi="Adani"/>
-          <w:b w:val="0"/>
-          <w:sz w:val="20"/>
-          <w:u w:val="none"/>
-        </w:rPr>
-        <w:t>BRAHMI TRACKS MANAGEMENT SERVICES PRIVATE LIMITED</w:t>
+        <w:t>ADANI RAIL INFRA PRIVATE LIMITED</w:t>
       </w:r>
     </w:p>
     <w:p>
@@ -2910,21 +2581,6 @@
           <w:u w:val="none"/>
         </w:rPr>
         <w:t>ADANI DHAMRA LPG TERMINAL PRIVATE LIMITED</w:t>
-      </w:r>
-    </w:p>
-    <w:p>
-      <w:pPr>
-        <w:spacing w:before="0" w:after="20"/>
-        <w:jc w:val="left"/>
-      </w:pPr>
-      <w:r>
-        <w:rPr>
-          <w:rFonts w:ascii="Adani" w:hAnsi="Adani"/>
-          <w:b w:val="0"/>
-          <w:sz w:val="20"/>
-          <w:u w:val="none"/>
-        </w:rPr>
-        <w:t>ADANI RAIL INFRA PRIVATE LIMITED</w:t>
       </w:r>
     </w:p>
     <w:p/>
@@ -3682,7 +3338,7 @@
                 <w:sz w:val="18"/>
                 <w:u w:val="none"/>
               </w:rPr>
-              <w:t>6</w:t>
+              <w:t>4</w:t>
             </w:r>
           </w:p>
         </w:tc>
@@ -3911,7 +3567,7 @@
                 <w:sz w:val="18"/>
                 <w:u w:val="none"/>
               </w:rPr>
-              <w:t>Additional Director</w:t>
+              <w:t>Director</w:t>
             </w:r>
           </w:p>
         </w:tc>
@@ -3939,7 +3595,7 @@
                 <w:sz w:val="18"/>
                 <w:u w:val="none"/>
               </w:rPr>
-              <w:t>25/08/2025</w:t>
+              <w:t>30/09/2025</w:t>
             </w:r>
           </w:p>
         </w:tc>
@@ -4025,7 +3681,7 @@
                 <w:sz w:val="18"/>
                 <w:u w:val="none"/>
               </w:rPr>
-              <w:t>Additional Director</w:t>
+              <w:t>Director</w:t>
             </w:r>
           </w:p>
         </w:tc>
@@ -4053,7 +3709,7 @@
                 <w:sz w:val="18"/>
                 <w:u w:val="none"/>
               </w:rPr>
-              <w:t>28/09/2024</w:t>
+              <w:t>21/06/2025</w:t>
             </w:r>
           </w:p>
         </w:tc>
@@ -4083,7 +3739,7 @@
                 <w:sz w:val="18"/>
                 <w:u w:val="none"/>
               </w:rPr>
-              <w:t>U51909GJ2021PTC128325</w:t>
+              <w:t>U60231GJ2005PTC046473</w:t>
             </w:r>
           </w:p>
         </w:tc>
@@ -4111,7 +3767,7 @@
                 <w:sz w:val="18"/>
                 <w:u w:val="none"/>
               </w:rPr>
-              <w:t>ADANI EMERGING BUSINESSES PRIVATE LIMITED</w:t>
+              <w:t>ADANI RAIL INFRA PRIVATE LIMITED</w:t>
             </w:r>
           </w:p>
         </w:tc>
@@ -4139,7 +3795,7 @@
                 <w:sz w:val="18"/>
                 <w:u w:val="none"/>
               </w:rPr>
-              <w:t>Director</w:t>
+              <w:t>Managing Director</w:t>
             </w:r>
           </w:p>
         </w:tc>
@@ -4167,121 +3823,7 @@
                 <w:sz w:val="18"/>
                 <w:u w:val="none"/>
               </w:rPr>
-              <w:t>30/12/2021</w:t>
-            </w:r>
-          </w:p>
-        </w:tc>
-      </w:tr>
-      <w:tr>
-        <w:tc>
-          <w:tcPr>
-            <w:tcW w:type="dxa" w:w="2268"/>
-            <w:shd w:val="clear" w:color="auto" w:fill="FFFFFF"/>
-            <w:tcBorders>
-              <w:top w:val="single" w:sz="4" w:space="0" w:color="000000"/>
-              <w:left w:val="single" w:sz="4" w:space="0" w:color="000000"/>
-              <w:bottom w:val="single" w:sz="4" w:space="0" w:color="000000"/>
-              <w:right w:val="single" w:sz="4" w:space="0" w:color="000000"/>
-            </w:tcBorders>
-            <w:vAlign w:val="center"/>
-          </w:tcPr>
-          <w:p>
-            <w:pPr>
-              <w:spacing w:before="40" w:after="40"/>
-              <w:jc w:val="left"/>
-            </w:pPr>
-            <w:r>
-              <w:rPr>
-                <w:rFonts w:ascii="Adani" w:hAnsi="Adani"/>
-                <w:b w:val="0"/>
-                <w:sz w:val="18"/>
-                <w:u w:val="none"/>
-              </w:rPr>
-              <w:t>U35100GJ2019PTC110704</w:t>
-            </w:r>
-          </w:p>
-        </w:tc>
-        <w:tc>
-          <w:tcPr>
-            <w:tcW w:type="dxa" w:w="4252"/>
-            <w:shd w:val="clear" w:color="auto" w:fill="FFFFFF"/>
-            <w:tcBorders>
-              <w:top w:val="single" w:sz="4" w:space="0" w:color="000000"/>
-              <w:left w:val="single" w:sz="4" w:space="0" w:color="000000"/>
-              <w:bottom w:val="single" w:sz="4" w:space="0" w:color="000000"/>
-              <w:right w:val="single" w:sz="4" w:space="0" w:color="000000"/>
-            </w:tcBorders>
-            <w:vAlign w:val="center"/>
-          </w:tcPr>
-          <w:p>
-            <w:pPr>
-              <w:spacing w:before="40" w:after="40"/>
-              <w:jc w:val="left"/>
-            </w:pPr>
-            <w:r>
-              <w:rPr>
-                <w:rFonts w:ascii="Adani" w:hAnsi="Adani"/>
-                <w:b w:val="0"/>
-                <w:sz w:val="18"/>
-                <w:u w:val="none"/>
-              </w:rPr>
-              <w:t>BRAHMI TRACKS MANAGEMENT SERVICES PRIVATE LIMITED</w:t>
-            </w:r>
-          </w:p>
-        </w:tc>
-        <w:tc>
-          <w:tcPr>
-            <w:tcW w:type="dxa" w:w="1587"/>
-            <w:shd w:val="clear" w:color="auto" w:fill="FFFFFF"/>
-            <w:tcBorders>
-              <w:top w:val="single" w:sz="4" w:space="0" w:color="000000"/>
-              <w:left w:val="single" w:sz="4" w:space="0" w:color="000000"/>
-              <w:bottom w:val="single" w:sz="4" w:space="0" w:color="000000"/>
-              <w:right w:val="single" w:sz="4" w:space="0" w:color="000000"/>
-            </w:tcBorders>
-            <w:vAlign w:val="center"/>
-          </w:tcPr>
-          <w:p>
-            <w:pPr>
-              <w:spacing w:before="40" w:after="40"/>
-              <w:jc w:val="left"/>
-            </w:pPr>
-            <w:r>
-              <w:rPr>
-                <w:rFonts w:ascii="Adani" w:hAnsi="Adani"/>
-                <w:b w:val="0"/>
-                <w:sz w:val="18"/>
-                <w:u w:val="none"/>
-              </w:rPr>
-              <w:t>Director</w:t>
-            </w:r>
-          </w:p>
-        </w:tc>
-        <w:tc>
-          <w:tcPr>
-            <w:tcW w:type="dxa" w:w="1304"/>
-            <w:shd w:val="clear" w:color="auto" w:fill="FFFFFF"/>
-            <w:tcBorders>
-              <w:top w:val="single" w:sz="4" w:space="0" w:color="000000"/>
-              <w:left w:val="single" w:sz="4" w:space="0" w:color="000000"/>
-              <w:bottom w:val="single" w:sz="4" w:space="0" w:color="000000"/>
-              <w:right w:val="single" w:sz="4" w:space="0" w:color="000000"/>
-            </w:tcBorders>
-            <w:vAlign w:val="center"/>
-          </w:tcPr>
-          <w:p>
-            <w:pPr>
-              <w:spacing w:before="40" w:after="40"/>
-              <w:jc w:val="left"/>
-            </w:pPr>
-            <w:r>
-              <w:rPr>
-                <w:rFonts w:ascii="Adani" w:hAnsi="Adani"/>
-                <w:b w:val="0"/>
-                <w:sz w:val="18"/>
-                <w:u w:val="none"/>
-              </w:rPr>
-              <w:t>26/07/2021</w:t>
+              <w:t>28/02/2023</w:t>
             </w:r>
           </w:p>
         </w:tc>
@@ -4396,120 +3938,6 @@
                 <w:u w:val="none"/>
               </w:rPr>
               <w:t>29/03/2019</w:t>
-            </w:r>
-          </w:p>
-        </w:tc>
-      </w:tr>
-      <w:tr>
-        <w:tc>
-          <w:tcPr>
-            <w:tcW w:type="dxa" w:w="2268"/>
-            <w:shd w:val="clear" w:color="auto" w:fill="FFFFFF"/>
-            <w:tcBorders>
-              <w:top w:val="single" w:sz="4" w:space="0" w:color="000000"/>
-              <w:left w:val="single" w:sz="4" w:space="0" w:color="000000"/>
-              <w:bottom w:val="single" w:sz="4" w:space="0" w:color="000000"/>
-              <w:right w:val="single" w:sz="4" w:space="0" w:color="000000"/>
-            </w:tcBorders>
-            <w:vAlign w:val="center"/>
-          </w:tcPr>
-          <w:p>
-            <w:pPr>
-              <w:spacing w:before="40" w:after="40"/>
-              <w:jc w:val="left"/>
-            </w:pPr>
-            <w:r>
-              <w:rPr>
-                <w:rFonts w:ascii="Adani" w:hAnsi="Adani"/>
-                <w:b w:val="0"/>
-                <w:sz w:val="18"/>
-                <w:u w:val="none"/>
-              </w:rPr>
-              <w:t>U60231GJ2005PTC046473</w:t>
-            </w:r>
-          </w:p>
-        </w:tc>
-        <w:tc>
-          <w:tcPr>
-            <w:tcW w:type="dxa" w:w="4252"/>
-            <w:shd w:val="clear" w:color="auto" w:fill="FFFFFF"/>
-            <w:tcBorders>
-              <w:top w:val="single" w:sz="4" w:space="0" w:color="000000"/>
-              <w:left w:val="single" w:sz="4" w:space="0" w:color="000000"/>
-              <w:bottom w:val="single" w:sz="4" w:space="0" w:color="000000"/>
-              <w:right w:val="single" w:sz="4" w:space="0" w:color="000000"/>
-            </w:tcBorders>
-            <w:vAlign w:val="center"/>
-          </w:tcPr>
-          <w:p>
-            <w:pPr>
-              <w:spacing w:before="40" w:after="40"/>
-              <w:jc w:val="left"/>
-            </w:pPr>
-            <w:r>
-              <w:rPr>
-                <w:rFonts w:ascii="Adani" w:hAnsi="Adani"/>
-                <w:b w:val="0"/>
-                <w:sz w:val="18"/>
-                <w:u w:val="none"/>
-              </w:rPr>
-              <w:t>ADANI RAIL INFRA PRIVATE LIMITED</w:t>
-            </w:r>
-          </w:p>
-        </w:tc>
-        <w:tc>
-          <w:tcPr>
-            <w:tcW w:type="dxa" w:w="1587"/>
-            <w:shd w:val="clear" w:color="auto" w:fill="FFFFFF"/>
-            <w:tcBorders>
-              <w:top w:val="single" w:sz="4" w:space="0" w:color="000000"/>
-              <w:left w:val="single" w:sz="4" w:space="0" w:color="000000"/>
-              <w:bottom w:val="single" w:sz="4" w:space="0" w:color="000000"/>
-              <w:right w:val="single" w:sz="4" w:space="0" w:color="000000"/>
-            </w:tcBorders>
-            <w:vAlign w:val="center"/>
-          </w:tcPr>
-          <w:p>
-            <w:pPr>
-              <w:spacing w:before="40" w:after="40"/>
-              <w:jc w:val="left"/>
-            </w:pPr>
-            <w:r>
-              <w:rPr>
-                <w:rFonts w:ascii="Adani" w:hAnsi="Adani"/>
-                <w:b w:val="0"/>
-                <w:sz w:val="18"/>
-                <w:u w:val="none"/>
-              </w:rPr>
-              <w:t>Director</w:t>
-            </w:r>
-          </w:p>
-        </w:tc>
-        <w:tc>
-          <w:tcPr>
-            <w:tcW w:type="dxa" w:w="1304"/>
-            <w:shd w:val="clear" w:color="auto" w:fill="FFFFFF"/>
-            <w:tcBorders>
-              <w:top w:val="single" w:sz="4" w:space="0" w:color="000000"/>
-              <w:left w:val="single" w:sz="4" w:space="0" w:color="000000"/>
-              <w:bottom w:val="single" w:sz="4" w:space="0" w:color="000000"/>
-              <w:right w:val="single" w:sz="4" w:space="0" w:color="000000"/>
-            </w:tcBorders>
-            <w:vAlign w:val="center"/>
-          </w:tcPr>
-          <w:p>
-            <w:pPr>
-              <w:spacing w:before="40" w:after="40"/>
-              <w:jc w:val="left"/>
-            </w:pPr>
-            <w:r>
-              <w:rPr>
-                <w:rFonts w:ascii="Adani" w:hAnsi="Adani"/>
-                <w:b w:val="0"/>
-                <w:sz w:val="18"/>
-                <w:u w:val="none"/>
-              </w:rPr>
-              <w:t>01/06/2017</w:t>
             </w:r>
           </w:p>
         </w:tc>
